--- a/tillsyn/A 13953-2026 tillsynsbegäran.docx
+++ b/tillsyn/A 13953-2026 tillsynsbegäran.docx
@@ -247,7 +247,7 @@
     <w:r>
       <w:tab/>
       <w:tab/>
-      <w:t>2026-03-18</w:t>
+      <w:t>2026-03-19</w:t>
       <w:br/>
       <w:br/>
     </w:r>

--- a/tillsyn/A 13953-2026 tillsynsbegäran.docx
+++ b/tillsyn/A 13953-2026 tillsynsbegäran.docx
@@ -247,7 +247,7 @@
     <w:r>
       <w:tab/>
       <w:tab/>
-      <w:t>2026-03-19</w:t>
+      <w:t>2026-03-20</w:t>
       <w:br/>
       <w:br/>
     </w:r>

--- a/tillsyn/A 13953-2026 tillsynsbegäran.docx
+++ b/tillsyn/A 13953-2026 tillsynsbegäran.docx
@@ -247,7 +247,7 @@
     <w:r>
       <w:tab/>
       <w:tab/>
-      <w:t>2026-03-20</w:t>
+      <w:t>2026-03-21</w:t>
       <w:br/>
       <w:br/>
     </w:r>

--- a/tillsyn/A 13953-2026 tillsynsbegäran.docx
+++ b/tillsyn/A 13953-2026 tillsynsbegäran.docx
@@ -247,7 +247,7 @@
     <w:r>
       <w:tab/>
       <w:tab/>
-      <w:t>2026-03-21</w:t>
+      <w:t>2026-03-22</w:t>
       <w:br/>
       <w:br/>
     </w:r>

--- a/tillsyn/A 13953-2026 tillsynsbegäran.docx
+++ b/tillsyn/A 13953-2026 tillsynsbegäran.docx
@@ -247,7 +247,7 @@
     <w:r>
       <w:tab/>
       <w:tab/>
-      <w:t>2026-03-22</w:t>
+      <w:t>2026-03-23</w:t>
       <w:br/>
       <w:br/>
     </w:r>

--- a/tillsyn/A 13953-2026 tillsynsbegäran.docx
+++ b/tillsyn/A 13953-2026 tillsynsbegäran.docx
@@ -247,7 +247,7 @@
     <w:r>
       <w:tab/>
       <w:tab/>
-      <w:t>2026-03-23</w:t>
+      <w:t>2026-03-24</w:t>
       <w:br/>
       <w:br/>
     </w:r>

--- a/tillsyn/A 13953-2026 tillsynsbegäran.docx
+++ b/tillsyn/A 13953-2026 tillsynsbegäran.docx
@@ -247,7 +247,7 @@
     <w:r>
       <w:tab/>
       <w:tab/>
-      <w:t>2026-03-24</w:t>
+      <w:t>2026-03-25</w:t>
       <w:br/>
       <w:br/>
     </w:r>

--- a/tillsyn/A 13953-2026 tillsynsbegäran.docx
+++ b/tillsyn/A 13953-2026 tillsynsbegäran.docx
@@ -247,7 +247,7 @@
     <w:r>
       <w:tab/>
       <w:tab/>
-      <w:t>2026-03-25</w:t>
+      <w:t>2026-03-26</w:t>
       <w:br/>
       <w:br/>
     </w:r>

--- a/tillsyn/A 13953-2026 tillsynsbegäran.docx
+++ b/tillsyn/A 13953-2026 tillsynsbegäran.docx
@@ -247,7 +247,7 @@
     <w:r>
       <w:tab/>
       <w:tab/>
-      <w:t>2026-03-26</w:t>
+      <w:t>2026-03-27</w:t>
       <w:br/>
       <w:br/>
     </w:r>

--- a/tillsyn/A 13953-2026 tillsynsbegäran.docx
+++ b/tillsyn/A 13953-2026 tillsynsbegäran.docx
@@ -247,7 +247,7 @@
     <w:r>
       <w:tab/>
       <w:tab/>
-      <w:t>2026-03-27</w:t>
+      <w:t>2026-03-28</w:t>
       <w:br/>
       <w:br/>
     </w:r>

--- a/tillsyn/A 13953-2026 tillsynsbegäran.docx
+++ b/tillsyn/A 13953-2026 tillsynsbegäran.docx
@@ -265,7 +265,7 @@
     <w:r>
       <w:tab/>
       <w:tab/>
-      <w:t>2026-04-14</w:t>
+      <w:t>2026-04-15</w:t>
       <w:br/>
       <w:br/>
     </w:r>

--- a/tillsyn/A 13953-2026 tillsynsbegäran.docx
+++ b/tillsyn/A 13953-2026 tillsynsbegäran.docx
@@ -265,7 +265,7 @@
     <w:r>
       <w:tab/>
       <w:tab/>
-      <w:t>2026-04-15</w:t>
+      <w:t>2026-04-16</w:t>
       <w:br/>
       <w:br/>
     </w:r>

--- a/tillsyn/A 13953-2026 tillsynsbegäran.docx
+++ b/tillsyn/A 13953-2026 tillsynsbegäran.docx
@@ -265,7 +265,7 @@
     <w:r>
       <w:tab/>
       <w:tab/>
-      <w:t>2026-04-16</w:t>
+      <w:t>2026-04-17</w:t>
       <w:br/>
       <w:br/>
     </w:r>

--- a/tillsyn/A 13953-2026 tillsynsbegäran.docx
+++ b/tillsyn/A 13953-2026 tillsynsbegäran.docx
@@ -265,7 +265,7 @@
     <w:r>
       <w:tab/>
       <w:tab/>
-      <w:t>2026-04-17</w:t>
+      <w:t>2026-04-18</w:t>
       <w:br/>
       <w:br/>
     </w:r>

--- a/tillsyn/A 13953-2026 tillsynsbegäran.docx
+++ b/tillsyn/A 13953-2026 tillsynsbegäran.docx
@@ -107,7 +107,7 @@
         <w:t>Pletocarpon nephromeum</w:t>
       </w:r>
       <w:r>
-        <w:t xml:space="preserve"> (EN), som växer på stuplav. Ytterligare två sällsynta lavparasiter, </w:t>
+        <w:t xml:space="preserve"> (EN), som växer på stuplav. Ytterligare tre sällsynta lavparasiter, </w:t>
       </w:r>
       <w:r>
         <w:rPr>
@@ -116,7 +116,7 @@
         <w:t>Protounguicularia nephromatis</w:t>
       </w:r>
       <w:r>
-        <w:t xml:space="preserve"> (VU) och </w:t>
+        <w:t xml:space="preserve"> (VU), </w:t>
       </w:r>
       <w:r>
         <w:rPr>
@@ -125,7 +125,16 @@
         <w:t>Refractohilum galligenum</w:t>
       </w:r>
       <w:r>
-        <w:t xml:space="preserve"> (NT), kan också påträffas på stuplav. Stuplav är typisk art för </w:t>
+        <w:t xml:space="preserve"> (NT) och </w:t>
+      </w:r>
+      <w:r>
+        <w:rPr>
+          <w:i/>
+        </w:rPr>
+        <w:t>Roselliniella nephromatis</w:t>
+      </w:r>
+      <w:r>
+        <w:t xml:space="preserve"> (DD), kan också påträffas på stuplav. Stuplav är typisk art för </w:t>
       </w:r>
       <w:r>
         <w:rPr>
@@ -265,7 +274,7 @@
     <w:r>
       <w:tab/>
       <w:tab/>
-      <w:t>2026-04-18</w:t>
+      <w:t>2026-04-19</w:t>
       <w:br/>
       <w:br/>
     </w:r>

--- a/tillsyn/A 13953-2026 tillsynsbegäran.docx
+++ b/tillsyn/A 13953-2026 tillsynsbegäran.docx
@@ -274,7 +274,7 @@
     <w:r>
       <w:tab/>
       <w:tab/>
-      <w:t>2026-04-19</w:t>
+      <w:t>2026-04-20</w:t>
       <w:br/>
       <w:br/>
     </w:r>

--- a/tillsyn/A 13953-2026 tillsynsbegäran.docx
+++ b/tillsyn/A 13953-2026 tillsynsbegäran.docx
@@ -274,7 +274,7 @@
     <w:r>
       <w:tab/>
       <w:tab/>
-      <w:t>2026-04-20</w:t>
+      <w:t>2026-04-21</w:t>
       <w:br/>
       <w:br/>
     </w:r>

--- a/tillsyn/A 13953-2026 tillsynsbegäran.docx
+++ b/tillsyn/A 13953-2026 tillsynsbegäran.docx
@@ -274,7 +274,7 @@
     <w:r>
       <w:tab/>
       <w:tab/>
-      <w:t>2026-04-21</w:t>
+      <w:t>2026-04-22</w:t>
       <w:br/>
       <w:br/>
     </w:r>

--- a/tillsyn/A 13953-2026 tillsynsbegäran.docx
+++ b/tillsyn/A 13953-2026 tillsynsbegäran.docx
@@ -274,7 +274,7 @@
     <w:r>
       <w:tab/>
       <w:tab/>
-      <w:t>2026-04-22</w:t>
+      <w:t>2026-04-23</w:t>
       <w:br/>
       <w:br/>
     </w:r>

--- a/tillsyn/A 13953-2026 tillsynsbegäran.docx
+++ b/tillsyn/A 13953-2026 tillsynsbegäran.docx
@@ -274,7 +274,7 @@
     <w:r>
       <w:tab/>
       <w:tab/>
-      <w:t>2026-04-23</w:t>
+      <w:t>2026-04-24</w:t>
       <w:br/>
       <w:br/>
     </w:r>

--- a/tillsyn/A 13953-2026 tillsynsbegäran.docx
+++ b/tillsyn/A 13953-2026 tillsynsbegäran.docx
@@ -274,7 +274,7 @@
     <w:r>
       <w:tab/>
       <w:tab/>
-      <w:t>2026-04-24</w:t>
+      <w:t>2026-04-25</w:t>
       <w:br/>
       <w:br/>
     </w:r>

--- a/tillsyn/A 13953-2026 tillsynsbegäran.docx
+++ b/tillsyn/A 13953-2026 tillsynsbegäran.docx
@@ -274,7 +274,7 @@
     <w:r>
       <w:tab/>
       <w:tab/>
-      <w:t>2026-05-16</w:t>
+      <w:t>2026-05-17</w:t>
       <w:br/>
       <w:br/>
     </w:r>

--- a/tillsyn/A 13953-2026 tillsynsbegäran.docx
+++ b/tillsyn/A 13953-2026 tillsynsbegäran.docx
@@ -274,7 +274,7 @@
     <w:r>
       <w:tab/>
       <w:tab/>
-      <w:t>2026-05-17</w:t>
+      <w:t>2026-05-18</w:t>
       <w:br/>
       <w:br/>
     </w:r>

--- a/tillsyn/A 13953-2026 tillsynsbegäran.docx
+++ b/tillsyn/A 13953-2026 tillsynsbegäran.docx
@@ -274,7 +274,7 @@
     <w:r>
       <w:tab/>
       <w:tab/>
-      <w:t>2026-05-18</w:t>
+      <w:t>2026-05-19</w:t>
       <w:br/>
       <w:br/>
     </w:r>

--- a/tillsyn/A 13953-2026 tillsynsbegäran.docx
+++ b/tillsyn/A 13953-2026 tillsynsbegäran.docx
@@ -274,7 +274,7 @@
     <w:r>
       <w:tab/>
       <w:tab/>
-      <w:t>2026-05-19</w:t>
+      <w:t>2026-05-20</w:t>
       <w:br/>
       <w:br/>
     </w:r>

--- a/tillsyn/A 13953-2026 tillsynsbegäran.docx
+++ b/tillsyn/A 13953-2026 tillsynsbegäran.docx
@@ -274,7 +274,7 @@
     <w:r>
       <w:tab/>
       <w:tab/>
-      <w:t>2026-05-20</w:t>
+      <w:t>2026-05-21</w:t>
       <w:br/>
       <w:br/>
     </w:r>

--- a/tillsyn/A 13953-2026 tillsynsbegäran.docx
+++ b/tillsyn/A 13953-2026 tillsynsbegäran.docx
@@ -274,7 +274,7 @@
     <w:r>
       <w:tab/>
       <w:tab/>
-      <w:t>2026-05-21</w:t>
+      <w:t>2026-05-22</w:t>
       <w:br/>
       <w:br/>
     </w:r>

--- a/tillsyn/A 13953-2026 tillsynsbegäran.docx
+++ b/tillsyn/A 13953-2026 tillsynsbegäran.docx
@@ -274,7 +274,7 @@
     <w:r>
       <w:tab/>
       <w:tab/>
-      <w:t>2026-05-22</w:t>
+      <w:t>2026-05-23</w:t>
       <w:br/>
       <w:br/>
     </w:r>

--- a/tillsyn/A 13953-2026 tillsynsbegäran.docx
+++ b/tillsyn/A 13953-2026 tillsynsbegäran.docx
@@ -274,7 +274,7 @@
     <w:r>
       <w:tab/>
       <w:tab/>
-      <w:t>2026-05-23</w:t>
+      <w:t>2026-05-24</w:t>
       <w:br/>
       <w:br/>
     </w:r>

--- a/tillsyn/A 13953-2026 tillsynsbegäran.docx
+++ b/tillsyn/A 13953-2026 tillsynsbegäran.docx
@@ -274,7 +274,7 @@
     <w:r>
       <w:tab/>
       <w:tab/>
-      <w:t>2026-05-24</w:t>
+      <w:t>2026-05-25</w:t>
       <w:br/>
       <w:br/>
     </w:r>

--- a/tillsyn/A 13953-2026 tillsynsbegäran.docx
+++ b/tillsyn/A 13953-2026 tillsynsbegäran.docx
@@ -274,7 +274,7 @@
     <w:r>
       <w:tab/>
       <w:tab/>
-      <w:t>2026-05-25</w:t>
+      <w:t>2026-05-26</w:t>
       <w:br/>
       <w:br/>
     </w:r>

--- a/tillsyn/A 13953-2026 tillsynsbegäran.docx
+++ b/tillsyn/A 13953-2026 tillsynsbegäran.docx
@@ -274,7 +274,7 @@
     <w:r>
       <w:tab/>
       <w:tab/>
-      <w:t>2026-05-26</w:t>
+      <w:t>2026-05-27</w:t>
       <w:br/>
       <w:br/>
     </w:r>

--- a/tillsyn/A 13953-2026 tillsynsbegäran.docx
+++ b/tillsyn/A 13953-2026 tillsynsbegäran.docx
@@ -274,7 +274,7 @@
     <w:r>
       <w:tab/>
       <w:tab/>
-      <w:t>2026-05-27</w:t>
+      <w:t>2026-05-28</w:t>
       <w:br/>
       <w:br/>
     </w:r>

--- a/tillsyn/A 13953-2026 tillsynsbegäran.docx
+++ b/tillsyn/A 13953-2026 tillsynsbegäran.docx
@@ -274,7 +274,7 @@
     <w:r>
       <w:tab/>
       <w:tab/>
-      <w:t>2026-05-28</w:t>
+      <w:t>2026-05-29</w:t>
       <w:br/>
       <w:br/>
     </w:r>

--- a/tillsyn/A 13953-2026 tillsynsbegäran.docx
+++ b/tillsyn/A 13953-2026 tillsynsbegäran.docx
@@ -274,7 +274,7 @@
     <w:r>
       <w:tab/>
       <w:tab/>
-      <w:t>2026-05-29</w:t>
+      <w:t>2026-05-30</w:t>
       <w:br/>
       <w:br/>
     </w:r>

--- a/tillsyn/A 13953-2026 tillsynsbegäran.docx
+++ b/tillsyn/A 13953-2026 tillsynsbegäran.docx
@@ -274,7 +274,7 @@
     <w:r>
       <w:tab/>
       <w:tab/>
-      <w:t>2026-05-30</w:t>
+      <w:t>2026-05-31</w:t>
       <w:br/>
       <w:br/>
     </w:r>

--- a/tillsyn/A 13953-2026 tillsynsbegäran.docx
+++ b/tillsyn/A 13953-2026 tillsynsbegäran.docx
@@ -274,7 +274,7 @@
     <w:r>
       <w:tab/>
       <w:tab/>
-      <w:t>2026-05-31</w:t>
+      <w:t>2026-06-01</w:t>
       <w:br/>
       <w:br/>
     </w:r>

--- a/tillsyn/A 13953-2026 tillsynsbegäran.docx
+++ b/tillsyn/A 13953-2026 tillsynsbegäran.docx
@@ -274,7 +274,7 @@
     <w:r>
       <w:tab/>
       <w:tab/>
-      <w:t>2026-06-01</w:t>
+      <w:t>2026-06-02</w:t>
       <w:br/>
       <w:br/>
     </w:r>

--- a/tillsyn/A 13953-2026 tillsynsbegäran.docx
+++ b/tillsyn/A 13953-2026 tillsynsbegäran.docx
@@ -274,7 +274,7 @@
     <w:r>
       <w:tab/>
       <w:tab/>
-      <w:t>2026-06-02</w:t>
+      <w:t>2026-06-03</w:t>
       <w:br/>
       <w:br/>
     </w:r>

--- a/tillsyn/A 13953-2026 tillsynsbegäran.docx
+++ b/tillsyn/A 13953-2026 tillsynsbegäran.docx
@@ -274,7 +274,7 @@
     <w:r>
       <w:tab/>
       <w:tab/>
-      <w:t>2026-06-03</w:t>
+      <w:t>2026-06-04</w:t>
       <w:br/>
       <w:br/>
     </w:r>

--- a/tillsyn/A 13953-2026 tillsynsbegäran.docx
+++ b/tillsyn/A 13953-2026 tillsynsbegäran.docx
@@ -274,7 +274,7 @@
     <w:r>
       <w:tab/>
       <w:tab/>
-      <w:t>2026-06-04</w:t>
+      <w:t>2026-06-05</w:t>
       <w:br/>
       <w:br/>
     </w:r>

--- a/tillsyn/A 13953-2026 tillsynsbegäran.docx
+++ b/tillsyn/A 13953-2026 tillsynsbegäran.docx
@@ -274,7 +274,7 @@
     <w:r>
       <w:tab/>
       <w:tab/>
-      <w:t>2026-06-05</w:t>
+      <w:t>2026-06-06</w:t>
       <w:br/>
       <w:br/>
     </w:r>

--- a/tillsyn/A 13953-2026 tillsynsbegäran.docx
+++ b/tillsyn/A 13953-2026 tillsynsbegäran.docx
@@ -274,7 +274,7 @@
     <w:r>
       <w:tab/>
       <w:tab/>
-      <w:t>2026-06-06</w:t>
+      <w:t>2026-06-07</w:t>
       <w:br/>
       <w:br/>
     </w:r>

--- a/tillsyn/A 13953-2026 tillsynsbegäran.docx
+++ b/tillsyn/A 13953-2026 tillsynsbegäran.docx
@@ -274,7 +274,7 @@
     <w:r>
       <w:tab/>
       <w:tab/>
-      <w:t>2026-06-07</w:t>
+      <w:t>2026-06-08</w:t>
       <w:br/>
       <w:br/>
     </w:r>

--- a/tillsyn/A 13953-2026 tillsynsbegäran.docx
+++ b/tillsyn/A 13953-2026 tillsynsbegäran.docx
@@ -274,7 +274,7 @@
     <w:r>
       <w:tab/>
       <w:tab/>
-      <w:t>2026-06-08</w:t>
+      <w:t>2026-06-09</w:t>
       <w:br/>
       <w:br/>
     </w:r>

--- a/tillsyn/A 13953-2026 tillsynsbegäran.docx
+++ b/tillsyn/A 13953-2026 tillsynsbegäran.docx
@@ -274,7 +274,7 @@
     <w:r>
       <w:tab/>
       <w:tab/>
-      <w:t>2026-06-09</w:t>
+      <w:t>2026-06-10</w:t>
       <w:br/>
       <w:br/>
     </w:r>

--- a/tillsyn/A 13953-2026 tillsynsbegäran.docx
+++ b/tillsyn/A 13953-2026 tillsynsbegäran.docx
@@ -274,7 +274,7 @@
     <w:r>
       <w:tab/>
       <w:tab/>
-      <w:t>2026-06-10</w:t>
+      <w:t>2026-06-11</w:t>
       <w:br/>
       <w:br/>
     </w:r>

--- a/tillsyn/A 13953-2026 tillsynsbegäran.docx
+++ b/tillsyn/A 13953-2026 tillsynsbegäran.docx
@@ -274,7 +274,7 @@
     <w:r>
       <w:tab/>
       <w:tab/>
-      <w:t>2026-06-11</w:t>
+      <w:t>2026-06-12</w:t>
       <w:br/>
       <w:br/>
     </w:r>

--- a/tillsyn/A 13953-2026 tillsynsbegäran.docx
+++ b/tillsyn/A 13953-2026 tillsynsbegäran.docx
@@ -274,7 +274,7 @@
     <w:r>
       <w:tab/>
       <w:tab/>
-      <w:t>2026-06-12</w:t>
+      <w:t>2026-06-13</w:t>
       <w:br/>
       <w:br/>
     </w:r>

--- a/tillsyn/A 13953-2026 tillsynsbegäran.docx
+++ b/tillsyn/A 13953-2026 tillsynsbegäran.docx
@@ -451,7 +451,7 @@
     <w:r>
       <w:tab/>
       <w:tab/>
-      <w:t>2026-07-13</w:t>
+      <w:t>2026-07-14</w:t>
       <w:br/>
       <w:br/>
     </w:r>

--- a/tillsyn/A 13953-2026 tillsynsbegäran.docx
+++ b/tillsyn/A 13953-2026 tillsynsbegäran.docx
@@ -451,7 +451,7 @@
     <w:r>
       <w:tab/>
       <w:tab/>
-      <w:t>2026-07-14</w:t>
+      <w:t>2026-07-15</w:t>
       <w:br/>
       <w:br/>
     </w:r>

--- a/tillsyn/A 13953-2026 tillsynsbegäran.docx
+++ b/tillsyn/A 13953-2026 tillsynsbegäran.docx
@@ -451,7 +451,7 @@
     <w:r>
       <w:tab/>
       <w:tab/>
-      <w:t>2026-07-15</w:t>
+      <w:t>2026-07-16</w:t>
       <w:br/>
       <w:br/>
     </w:r>

--- a/tillsyn/A 13953-2026 tillsynsbegäran.docx
+++ b/tillsyn/A 13953-2026 tillsynsbegäran.docx
@@ -451,7 +451,7 @@
     <w:r>
       <w:tab/>
       <w:tab/>
-      <w:t>2026-07-16</w:t>
+      <w:t>2026-07-17</w:t>
       <w:br/>
       <w:br/>
     </w:r>

--- a/tillsyn/A 13953-2026 tillsynsbegäran.docx
+++ b/tillsyn/A 13953-2026 tillsynsbegäran.docx
@@ -451,7 +451,7 @@
     <w:r>
       <w:tab/>
       <w:tab/>
-      <w:t>2026-07-17</w:t>
+      <w:t>2026-07-18</w:t>
       <w:br/>
       <w:br/>
     </w:r>

--- a/tillsyn/A 13953-2026 tillsynsbegäran.docx
+++ b/tillsyn/A 13953-2026 tillsynsbegäran.docx
@@ -451,7 +451,7 @@
     <w:r>
       <w:tab/>
       <w:tab/>
-      <w:t>2026-07-18</w:t>
+      <w:t>2026-07-19</w:t>
       <w:br/>
       <w:br/>
     </w:r>

--- a/tillsyn/A 13953-2026 tillsynsbegäran.docx
+++ b/tillsyn/A 13953-2026 tillsynsbegäran.docx
@@ -451,7 +451,7 @@
     <w:r>
       <w:tab/>
       <w:tab/>
-      <w:t>2026-07-19</w:t>
+      <w:t>2026-07-20</w:t>
       <w:br/>
       <w:br/>
     </w:r>

--- a/tillsyn/A 13953-2026 tillsynsbegäran.docx
+++ b/tillsyn/A 13953-2026 tillsynsbegäran.docx
@@ -451,7 +451,7 @@
     <w:r>
       <w:tab/>
       <w:tab/>
-      <w:t>2026-07-20</w:t>
+      <w:t>2026-07-21</w:t>
       <w:br/>
       <w:br/>
     </w:r>

--- a/tillsyn/A 13953-2026 tillsynsbegäran.docx
+++ b/tillsyn/A 13953-2026 tillsynsbegäran.docx
@@ -451,7 +451,7 @@
     <w:r>
       <w:tab/>
       <w:tab/>
-      <w:t>2026-07-21</w:t>
+      <w:t>2026-07-22</w:t>
       <w:br/>
       <w:br/>
     </w:r>

--- a/tillsyn/A 13953-2026 tillsynsbegäran.docx
+++ b/tillsyn/A 13953-2026 tillsynsbegäran.docx
@@ -451,7 +451,7 @@
     <w:r>
       <w:tab/>
       <w:tab/>
-      <w:t>2026-07-22</w:t>
+      <w:t>2026-07-23</w:t>
       <w:br/>
       <w:br/>
     </w:r>

--- a/tillsyn/A 13953-2026 tillsynsbegäran.docx
+++ b/tillsyn/A 13953-2026 tillsynsbegäran.docx
@@ -451,7 +451,7 @@
     <w:r>
       <w:tab/>
       <w:tab/>
-      <w:t>2026-07-23</w:t>
+      <w:t>2026-07-24</w:t>
       <w:br/>
       <w:br/>
     </w:r>

--- a/tillsyn/A 13953-2026 tillsynsbegäran.docx
+++ b/tillsyn/A 13953-2026 tillsynsbegäran.docx
@@ -451,7 +451,7 @@
     <w:r>
       <w:tab/>
       <w:tab/>
-      <w:t>2026-07-24</w:t>
+      <w:t>2026-07-25</w:t>
       <w:br/>
       <w:br/>
     </w:r>

--- a/tillsyn/A 13953-2026 tillsynsbegäran.docx
+++ b/tillsyn/A 13953-2026 tillsynsbegäran.docx
@@ -451,7 +451,7 @@
     <w:r>
       <w:tab/>
       <w:tab/>
-      <w:t>2026-07-25</w:t>
+      <w:t>2026-07-26</w:t>
       <w:br/>
       <w:br/>
     </w:r>

--- a/tillsyn/A 13953-2026 tillsynsbegäran.docx
+++ b/tillsyn/A 13953-2026 tillsynsbegäran.docx
@@ -451,7 +451,7 @@
     <w:r>
       <w:tab/>
       <w:tab/>
-      <w:t>2026-07-26</w:t>
+      <w:t>2026-07-27</w:t>
       <w:br/>
       <w:br/>
     </w:r>

--- a/tillsyn/A 13953-2026 tillsynsbegäran.docx
+++ b/tillsyn/A 13953-2026 tillsynsbegäran.docx
@@ -451,7 +451,7 @@
     <w:r>
       <w:tab/>
       <w:tab/>
-      <w:t>2026-07-27</w:t>
+      <w:t>2026-07-28</w:t>
       <w:br/>
       <w:br/>
     </w:r>

--- a/tillsyn/A 13953-2026 tillsynsbegäran.docx
+++ b/tillsyn/A 13953-2026 tillsynsbegäran.docx
@@ -451,7 +451,7 @@
     <w:r>
       <w:tab/>
       <w:tab/>
-      <w:t>2026-07-28</w:t>
+      <w:t>2026-07-29</w:t>
       <w:br/>
       <w:br/>
     </w:r>

--- a/tillsyn/A 13953-2026 tillsynsbegäran.docx
+++ b/tillsyn/A 13953-2026 tillsynsbegäran.docx
@@ -451,7 +451,7 @@
     <w:r>
       <w:tab/>
       <w:tab/>
-      <w:t>2026-07-29</w:t>
+      <w:t>2026-07-30</w:t>
       <w:br/>
       <w:br/>
     </w:r>

--- a/tillsyn/A 13953-2026 tillsynsbegäran.docx
+++ b/tillsyn/A 13953-2026 tillsynsbegäran.docx
@@ -451,7 +451,7 @@
     <w:r>
       <w:tab/>
       <w:tab/>
-      <w:t>2026-07-30</w:t>
+      <w:t>2026-07-31</w:t>
       <w:br/>
       <w:br/>
     </w:r>

--- a/tillsyn/A 13953-2026 tillsynsbegäran.docx
+++ b/tillsyn/A 13953-2026 tillsynsbegäran.docx
@@ -451,7 +451,7 @@
     <w:r>
       <w:tab/>
       <w:tab/>
-      <w:t>2026-07-31</w:t>
+      <w:t>2026-08-01</w:t>
       <w:br/>
       <w:br/>
     </w:r>

--- a/tillsyn/A 13953-2026 tillsynsbegäran.docx
+++ b/tillsyn/A 13953-2026 tillsynsbegäran.docx
@@ -451,7 +451,7 @@
     <w:r>
       <w:tab/>
       <w:tab/>
-      <w:t>2026-08-01</w:t>
+      <w:t>2026-08-02</w:t>
       <w:br/>
       <w:br/>
     </w:r>

--- a/tillsyn/A 13953-2026 tillsynsbegäran.docx
+++ b/tillsyn/A 13953-2026 tillsynsbegäran.docx
@@ -451,7 +451,7 @@
     <w:r>
       <w:tab/>
       <w:tab/>
-      <w:t>2026-08-02</w:t>
+      <w:t>2026-08-03</w:t>
       <w:br/>
       <w:br/>
     </w:r>

--- a/tillsyn/A 13953-2026 tillsynsbegäran.docx
+++ b/tillsyn/A 13953-2026 tillsynsbegäran.docx
@@ -451,7 +451,7 @@
     <w:r>
       <w:tab/>
       <w:tab/>
-      <w:t>2026-08-03</w:t>
+      <w:t>2026-08-05</w:t>
       <w:br/>
       <w:br/>
     </w:r>

--- a/tillsyn/A 13953-2026 tillsynsbegäran.docx
+++ b/tillsyn/A 13953-2026 tillsynsbegäran.docx
@@ -451,7 +451,7 @@
     <w:r>
       <w:tab/>
       <w:tab/>
-      <w:t>2026-08-05</w:t>
+      <w:t>2026-08-07</w:t>
       <w:br/>
       <w:br/>
     </w:r>

--- a/tillsyn/A 13953-2026 tillsynsbegäran.docx
+++ b/tillsyn/A 13953-2026 tillsynsbegäran.docx
@@ -451,7 +451,7 @@
     <w:r>
       <w:tab/>
       <w:tab/>
-      <w:t>2026-08-07</w:t>
+      <w:t>2026-08-08</w:t>
       <w:br/>
       <w:br/>
     </w:r>

--- a/tillsyn/A 13953-2026 tillsynsbegäran.docx
+++ b/tillsyn/A 13953-2026 tillsynsbegäran.docx
@@ -60,7 +60,7 @@
         <w:spacing w:after="240"/>
       </w:pPr>
       <w:r>
-        <w:t>Figur 1. Fyndplatser för naturvårdsarter i och inom 13 meter från avverkningsanmälan. Markörer utan svart kant är placerade på fyndplatsen. Markörer med svart kant är placerade vid sidan av fyndplatsen har ett svart streck som visar fyndplatsens exakta position. Kartans mittpunktskoordinat är N 6907327, E 567212 i SWEREF 99 TM.</w:t>
+        <w:t>Figur 1. Fyndplatser för naturvårdsarter i och inom 13 meter från avverkningsanmälan. Markörer utan svart kant är placerade på fyndplatsen. Markörer med svart kant är placerade vid sidan av fyndplatsen och har ett svart streck som visar fyndplatsens exakta position. Kartans mittpunktskoordinat är N 6907327, E 567212 i SWEREF 99 TM.</w:t>
       </w:r>
     </w:p>
     <w:p>
@@ -451,7 +451,7 @@
     <w:r>
       <w:tab/>
       <w:tab/>
-      <w:t>2026-08-14</w:t>
+      <w:t>2026-08-15</w:t>
       <w:br/>
       <w:br/>
     </w:r>

--- a/tillsyn/A 13953-2026 tillsynsbegäran.docx
+++ b/tillsyn/A 13953-2026 tillsynsbegäran.docx
@@ -451,7 +451,7 @@
     <w:r>
       <w:tab/>
       <w:tab/>
-      <w:t>2026-08-15</w:t>
+      <w:t>2026-08-16</w:t>
       <w:br/>
       <w:br/>
     </w:r>

--- a/tillsyn/A 13953-2026 tillsynsbegäran.docx
+++ b/tillsyn/A 13953-2026 tillsynsbegäran.docx
@@ -451,7 +451,7 @@
     <w:r>
       <w:tab/>
       <w:tab/>
-      <w:t>2026-08-16</w:t>
+      <w:t>2026-08-17</w:t>
       <w:br/>
       <w:br/>
     </w:r>

--- a/tillsyn/A 13953-2026 tillsynsbegäran.docx
+++ b/tillsyn/A 13953-2026 tillsynsbegäran.docx
@@ -451,7 +451,7 @@
     <w:r>
       <w:tab/>
       <w:tab/>
-      <w:t>2026-08-17</w:t>
+      <w:t>2026-08-18</w:t>
       <w:br/>
       <w:br/>
     </w:r>

--- a/tillsyn/A 13953-2026 tillsynsbegäran.docx
+++ b/tillsyn/A 13953-2026 tillsynsbegäran.docx
@@ -451,7 +451,7 @@
     <w:r>
       <w:tab/>
       <w:tab/>
-      <w:t>2026-08-18</w:t>
+      <w:t>2026-08-19</w:t>
       <w:br/>
       <w:br/>
     </w:r>

--- a/tillsyn/A 13953-2026 tillsynsbegäran.docx
+++ b/tillsyn/A 13953-2026 tillsynsbegäran.docx
@@ -451,7 +451,7 @@
     <w:r>
       <w:tab/>
       <w:tab/>
-      <w:t>2026-08-19</w:t>
+      <w:t>2026-08-20</w:t>
       <w:br/>
       <w:br/>
     </w:r>

--- a/tillsyn/A 13953-2026 tillsynsbegäran.docx
+++ b/tillsyn/A 13953-2026 tillsynsbegäran.docx
@@ -451,7 +451,7 @@
     <w:r>
       <w:tab/>
       <w:tab/>
-      <w:t>2026-08-20</w:t>
+      <w:t>2026-08-21</w:t>
       <w:br/>
       <w:br/>
     </w:r>

--- a/tillsyn/A 13953-2026 tillsynsbegäran.docx
+++ b/tillsyn/A 13953-2026 tillsynsbegäran.docx
@@ -451,7 +451,7 @@
     <w:r>
       <w:tab/>
       <w:tab/>
-      <w:t>2026-08-21</w:t>
+      <w:t>2026-08-22</w:t>
       <w:br/>
       <w:br/>
     </w:r>

--- a/tillsyn/A 13953-2026 tillsynsbegäran.docx
+++ b/tillsyn/A 13953-2026 tillsynsbegäran.docx
@@ -451,7 +451,7 @@
     <w:r>
       <w:tab/>
       <w:tab/>
-      <w:t>2026-08-22</w:t>
+      <w:t>2026-08-23</w:t>
       <w:br/>
       <w:br/>
     </w:r>

--- a/tillsyn/A 13953-2026 tillsynsbegäran.docx
+++ b/tillsyn/A 13953-2026 tillsynsbegäran.docx
@@ -451,7 +451,7 @@
     <w:r>
       <w:tab/>
       <w:tab/>
-      <w:t>2026-08-23</w:t>
+      <w:t>2026-08-24</w:t>
       <w:br/>
       <w:br/>
     </w:r>

--- a/tillsyn/A 13953-2026 tillsynsbegäran.docx
+++ b/tillsyn/A 13953-2026 tillsynsbegäran.docx
@@ -451,7 +451,7 @@
     <w:r>
       <w:tab/>
       <w:tab/>
-      <w:t>2026-08-24</w:t>
+      <w:t>2026-08-25</w:t>
       <w:br/>
       <w:br/>
     </w:r>

--- a/tillsyn/A 13953-2026 tillsynsbegäran.docx
+++ b/tillsyn/A 13953-2026 tillsynsbegäran.docx
@@ -451,7 +451,7 @@
     <w:r>
       <w:tab/>
       <w:tab/>
-      <w:t>2026-08-25</w:t>
+      <w:t>2026-08-26</w:t>
       <w:br/>
       <w:br/>
     </w:r>

--- a/tillsyn/A 13953-2026 tillsynsbegäran.docx
+++ b/tillsyn/A 13953-2026 tillsynsbegäran.docx
@@ -451,7 +451,7 @@
     <w:r>
       <w:tab/>
       <w:tab/>
-      <w:t>2026-08-26</w:t>
+      <w:t>2026-08-27</w:t>
       <w:br/>
       <w:br/>
     </w:r>

--- a/tillsyn/A 13953-2026 tillsynsbegäran.docx
+++ b/tillsyn/A 13953-2026 tillsynsbegäran.docx
@@ -451,7 +451,7 @@
     <w:r>
       <w:tab/>
       <w:tab/>
-      <w:t>2026-08-27</w:t>
+      <w:t>2026-08-28</w:t>
       <w:br/>
       <w:br/>
     </w:r>

--- a/tillsyn/A 13953-2026 tillsynsbegäran.docx
+++ b/tillsyn/A 13953-2026 tillsynsbegäran.docx
@@ -451,7 +451,7 @@
     <w:r>
       <w:tab/>
       <w:tab/>
-      <w:t>2026-08-28</w:t>
+      <w:t>2026-08-29</w:t>
       <w:br/>
       <w:br/>
     </w:r>

--- a/tillsyn/A 13953-2026 tillsynsbegäran.docx
+++ b/tillsyn/A 13953-2026 tillsynsbegäran.docx
@@ -451,7 +451,7 @@
     <w:r>
       <w:tab/>
       <w:tab/>
-      <w:t>2026-08-29</w:t>
+      <w:t>2026-08-31</w:t>
       <w:br/>
       <w:br/>
     </w:r>

--- a/tillsyn/A 13953-2026 tillsynsbegäran.docx
+++ b/tillsyn/A 13953-2026 tillsynsbegäran.docx
@@ -451,7 +451,7 @@
     <w:r>
       <w:tab/>
       <w:tab/>
-      <w:t>2026-08-31</w:t>
+      <w:t>2026-09-01</w:t>
       <w:br/>
       <w:br/>
     </w:r>

--- a/tillsyn/A 13953-2026 tillsynsbegäran.docx
+++ b/tillsyn/A 13953-2026 tillsynsbegäran.docx
@@ -451,7 +451,7 @@
     <w:r>
       <w:tab/>
       <w:tab/>
-      <w:t>2026-09-01</w:t>
+      <w:t>2026-09-02</w:t>
       <w:br/>
       <w:br/>
     </w:r>

--- a/tillsyn/A 13953-2026 tillsynsbegäran.docx
+++ b/tillsyn/A 13953-2026 tillsynsbegäran.docx
@@ -451,7 +451,7 @@
     <w:r>
       <w:tab/>
       <w:tab/>
-      <w:t>2026-09-02</w:t>
+      <w:t>2026-09-03</w:t>
       <w:br/>
       <w:br/>
     </w:r>

--- a/tillsyn/A 13953-2026 tillsynsbegäran.docx
+++ b/tillsyn/A 13953-2026 tillsynsbegäran.docx
@@ -451,7 +451,7 @@
     <w:r>
       <w:tab/>
       <w:tab/>
-      <w:t>2026-09-03</w:t>
+      <w:t>2026-09-04</w:t>
       <w:br/>
       <w:br/>
     </w:r>

--- a/tillsyn/A 13953-2026 tillsynsbegäran.docx
+++ b/tillsyn/A 13953-2026 tillsynsbegäran.docx
@@ -451,7 +451,7 @@
     <w:r>
       <w:tab/>
       <w:tab/>
-      <w:t>2026-09-04</w:t>
+      <w:t>2026-09-05</w:t>
       <w:br/>
       <w:br/>
     </w:r>

--- a/tillsyn/A 13953-2026 tillsynsbegäran.docx
+++ b/tillsyn/A 13953-2026 tillsynsbegäran.docx
@@ -451,7 +451,7 @@
     <w:r>
       <w:tab/>
       <w:tab/>
-      <w:t>2026-09-05</w:t>
+      <w:t>2026-09-06</w:t>
       <w:br/>
       <w:br/>
     </w:r>

--- a/tillsyn/A 13953-2026 tillsynsbegäran.docx
+++ b/tillsyn/A 13953-2026 tillsynsbegäran.docx
@@ -451,7 +451,7 @@
     <w:r>
       <w:tab/>
       <w:tab/>
-      <w:t>2026-09-06</w:t>
+      <w:t>2026-09-07</w:t>
       <w:br/>
       <w:br/>
     </w:r>

--- a/tillsyn/A 13953-2026 tillsynsbegäran.docx
+++ b/tillsyn/A 13953-2026 tillsynsbegäran.docx
@@ -451,7 +451,7 @@
     <w:r>
       <w:tab/>
       <w:tab/>
-      <w:t>2026-09-07</w:t>
+      <w:t>2026-09-08</w:t>
       <w:br/>
       <w:br/>
     </w:r>

--- a/tillsyn/A 13953-2026 tillsynsbegäran.docx
+++ b/tillsyn/A 13953-2026 tillsynsbegäran.docx
@@ -451,7 +451,7 @@
     <w:r>
       <w:tab/>
       <w:tab/>
-      <w:t>2026-09-08</w:t>
+      <w:t>2026-09-09</w:t>
       <w:br/>
       <w:br/>
     </w:r>

--- a/tillsyn/A 13953-2026 tillsynsbegäran.docx
+++ b/tillsyn/A 13953-2026 tillsynsbegäran.docx
@@ -451,7 +451,7 @@
     <w:r>
       <w:tab/>
       <w:tab/>
-      <w:t>2026-09-09</w:t>
+      <w:t>2026-09-10</w:t>
       <w:br/>
       <w:br/>
     </w:r>

--- a/tillsyn/A 13953-2026 tillsynsbegäran.docx
+++ b/tillsyn/A 13953-2026 tillsynsbegäran.docx
@@ -451,7 +451,7 @@
     <w:r>
       <w:tab/>
       <w:tab/>
-      <w:t>2026-09-10</w:t>
+      <w:t>2026-09-11</w:t>
       <w:br/>
       <w:br/>
     </w:r>

--- a/tillsyn/A 13953-2026 tillsynsbegäran.docx
+++ b/tillsyn/A 13953-2026 tillsynsbegäran.docx
@@ -451,7 +451,7 @@
     <w:r>
       <w:tab/>
       <w:tab/>
-      <w:t>2026-09-11</w:t>
+      <w:t>2026-09-12</w:t>
       <w:br/>
       <w:br/>
     </w:r>

--- a/tillsyn/A 13953-2026 tillsynsbegäran.docx
+++ b/tillsyn/A 13953-2026 tillsynsbegäran.docx
@@ -451,7 +451,7 @@
     <w:r>
       <w:tab/>
       <w:tab/>
-      <w:t>2026-09-12</w:t>
+      <w:t>2026-09-13</w:t>
       <w:br/>
       <w:br/>
     </w:r>
